--- a/src/generador-documentos/templates/registro-adquirentes-template.docx
+++ b/src/generador-documentos/templates/registro-adquirentes-template.docx
@@ -24,94 +24,7 @@
           <w:szCs w:val="24"/>
           <w:rtl w:val="0"/>
         </w:rPr>
-        <w:t xml:space="preserve">REPÚBLICA BOLIVARIANA DE VENEZUELA</w:t>
-        <w:br w:type="textWrapping"/>
-      </w:r>
-      <w:r>
-        <w:rPr>
-          <w:b w:val="1"/>
-          <w:bCs w:val="1"/>
-          <w:color w:val="1a1c1e"/>
-          <w:sz w:val="24"/>
-          <w:szCs w:val="24"/>
-          <w:highlight w:val="white"/>
-          <w:rtl w:val="0"/>
-        </w:rPr>
-        <w:t xml:space="preserve">{nom_ente_contratante}</w:t>
-      </w:r>
-      <w:r>
-        <w:rPr>
-          <w:rtl w:val="0"/>
-        </w:rPr>
-      </w:r>
-    </w:p>
-    <w:p>
-      <w:pPr>
-        <w:shd w:fill="ffffff" w:val="clear"/>
-        <w:spacing w:after="280" w:before="0" w:line="342.85714285714283" w:lineRule="auto"/>
-        <w:jc w:val="center"/>
-        <w:rPr>
-          <w:b w:val="1"/>
-          <w:bCs w:val="1"/>
-          <w:color w:val="1a1c1e"/>
-          <w:sz w:val="24"/>
-          <w:szCs w:val="24"/>
-        </w:rPr>
-      </w:pPr>
-      <w:r>
-        <w:rPr>
-          <w:b w:val="1"/>
-          <w:bCs w:val="1"/>
-          <w:color w:val="1a1c1e"/>
-          <w:sz w:val="24"/>
-          <w:szCs w:val="24"/>
-          <w:rtl w:val="0"/>
-        </w:rPr>
-        <w:t xml:space="preserve">COMISIÓN DE CONTRATACIONES</w:t>
-      </w:r>
-    </w:p>
-    <w:p>
-      <w:pPr>
-        <w:shd w:fill="ffffff" w:val="clear"/>
-        <w:spacing w:after="0" w:before="220" w:line="342.85714285714283" w:lineRule="auto"/>
-        <w:jc w:val="center"/>
-        <w:rPr>
-          <w:b w:val="1"/>
-          <w:bCs w:val="1"/>
-          <w:color w:val="1a1c1e"/>
-          <w:sz w:val="24"/>
-          <w:szCs w:val="24"/>
-        </w:rPr>
-      </w:pPr>
-      <w:r>
-        <w:rPr>
-          <w:b w:val="1"/>
-          <w:bCs w:val="1"/>
-          <w:color w:val="1a1c1e"/>
-          <w:sz w:val="24"/>
-          <w:szCs w:val="24"/>
-          <w:rtl w:val="0"/>
-        </w:rPr>
         <w:t xml:space="preserve">REGISTRO DE ADQUIRENTES DEL PLIEGO DE CONDICIONES</w:t>
-      </w:r>
-    </w:p>
-    <w:p>
-      <w:pPr>
-        <w:spacing w:after="0" w:lineRule="auto"/>
-        <w:jc w:val="center"/>
-        <w:rPr>
-          <w:b w:val="1"/>
-          <w:bCs w:val="1"/>
-          <w:color w:val="1a1c1e"/>
-          <w:sz w:val="24"/>
-          <w:szCs w:val="24"/>
-          <w:highlight w:val="white"/>
-        </w:rPr>
-      </w:pPr>
-      <w:r>
-        <w:rPr>
-          <w:rtl w:val="0"/>
-        </w:rPr>
       </w:r>
     </w:p>
     <w:p>
@@ -754,16 +667,16 @@
               <w:jc w:val="center"/>
               <w:rPr>
                 <w:color w:val="1a1c1e"/>
-                <w:sz w:val="24"/>
-                <w:szCs w:val="24"/>
+                <w:sz w:val="20"/>
+                <w:szCs w:val="20"/>
                 <w:highlight w:val="white"/>
               </w:rPr>
             </w:pPr>
             <w:r>
               <w:rPr>
                 <w:color w:val="1a1c1e"/>
-                <w:sz w:val="24"/>
-                <w:szCs w:val="24"/>
+                <w:sz w:val="20"/>
+                <w:szCs w:val="20"/>
                 <w:highlight w:val="white"/>
                 <w:rtl w:val="0"/>
               </w:rPr>
@@ -1087,23 +1000,6 @@
       </w:pPr>
       <w:r>
         <w:rPr>
-          <w:rtl w:val="0"/>
-        </w:rPr>
-      </w:r>
-    </w:p>
-    <w:p>
-      <w:pPr>
-        <w:spacing w:after="200" w:lineRule="auto"/>
-        <w:jc w:val="both"/>
-        <w:rPr>
-          <w:color w:val="1a1c1e"/>
-          <w:sz w:val="24"/>
-          <w:szCs w:val="24"/>
-          <w:highlight w:val="white"/>
-        </w:rPr>
-      </w:pPr>
-      <w:r>
-        <w:rPr>
           <w:color w:val="1a1c1e"/>
           <w:sz w:val="24"/>
           <w:szCs w:val="24"/>
@@ -1249,12 +1145,96 @@
       </w:r>
     </w:p>
     <w:sectPr>
+      <w:headerReference r:id="rId6" w:type="default"/>
       <w:pgSz w:h="11909" w:w="16834" w:orient="landscape"/>
-      <w:pgMar w:bottom="1440.0000000000002" w:top="1440.0000000000002" w:left="1440.0000000000002" w:right="1440.0000000000002" w:header="720" w:footer="720"/>
+      <w:pgMar w:bottom="1440.0000000000002" w:top="1440.0000000000002" w:left="1440.0000000000002" w:right="1440.0000000000002" w:header="283.46456692913387" w:footer="720"/>
       <w:pgNumType w:start="1"/>
     </w:sectPr>
   </w:body>
 </w:document>
+</file>
+
+<file path=word/header1.xml><?xml version="1.0" encoding="utf-8"?>
+<w:hdr xmlns:mc="http://schemas.openxmlformats.org/markup-compatibility/2006" xmlns:o="urn:schemas-microsoft-com:office:office" xmlns:r="http://schemas.openxmlformats.org/officeDocument/2006/relationships" xmlns:m="http://schemas.openxmlformats.org/officeDocument/2006/math" xmlns:v="urn:schemas-microsoft-com:vml" xmlns:wp="http://schemas.openxmlformats.org/drawingml/2006/wordprocessingDrawing" xmlns:w10="urn:schemas-microsoft-com:office:word" xmlns:w="http://schemas.openxmlformats.org/wordprocessingml/2006/main" xmlns:wne="http://schemas.microsoft.com/office/word/2006/wordml" xmlns:sl="http://schemas.openxmlformats.org/schemaLibrary/2006/main" xmlns:a="http://schemas.openxmlformats.org/drawingml/2006/main" xmlns:pic="http://schemas.openxmlformats.org/drawingml/2006/picture" xmlns:c="http://schemas.openxmlformats.org/drawingml/2006/chart" xmlns:lc="http://schemas.openxmlformats.org/drawingml/2006/lockedCanvas" xmlns:dgm="http://schemas.openxmlformats.org/drawingml/2006/diagram" xmlns:wps="http://schemas.microsoft.com/office/word/2010/wordprocessingShape" xmlns:wpg="http://schemas.microsoft.com/office/word/2010/wordprocessingGroup" xmlns:w14="http://schemas.microsoft.com/office/word/2010/wordml" xmlns:w15="http://schemas.microsoft.com/office/word/2012/wordml" xmlns:w16="http://schemas.microsoft.com/office/word/2018/wordml" xmlns:w16cex="http://schemas.microsoft.com/office/word/2018/wordml/cex" xmlns:w16cid="http://schemas.microsoft.com/office/word/2016/wordml/cid" xmlns="http://schemas.microsoft.com/office/tasks/2019/documenttasks" xmlns:cr="http://schemas.microsoft.com/office/comments/2020/reactions">
+  <w:p>
+    <w:pPr>
+      <w:shd w:fill="ffffff" w:val="clear"/>
+      <w:spacing w:before="220" w:line="240" w:lineRule="auto"/>
+      <w:jc w:val="center"/>
+      <w:rPr>
+        <w:b w:val="1"/>
+        <w:bCs w:val="1"/>
+        <w:color w:val="1a1c1e"/>
+        <w:sz w:val="24"/>
+        <w:szCs w:val="24"/>
+      </w:rPr>
+    </w:pPr>
+    <w:r>
+      <w:rPr>
+        <w:b w:val="1"/>
+        <w:bCs w:val="1"/>
+        <w:color w:val="1a1c1e"/>
+        <w:sz w:val="24"/>
+        <w:szCs w:val="24"/>
+        <w:rtl w:val="0"/>
+      </w:rPr>
+      <w:t xml:space="preserve">REPÚBLICA BOLIVARIANA DE VENEZUELA</w:t>
+      <w:br w:type="textWrapping"/>
+    </w:r>
+    <w:r>
+      <w:rPr>
+        <w:b w:val="1"/>
+        <w:bCs w:val="1"/>
+        <w:color w:val="1a1c1e"/>
+        <w:sz w:val="24"/>
+        <w:szCs w:val="24"/>
+        <w:highlight w:val="white"/>
+        <w:rtl w:val="0"/>
+      </w:rPr>
+      <w:t xml:space="preserve">{nom_ente_contratante}</w:t>
+    </w:r>
+    <w:r>
+      <w:rPr>
+        <w:rtl w:val="0"/>
+      </w:rPr>
+    </w:r>
+  </w:p>
+  <w:p>
+    <w:pPr>
+      <w:shd w:fill="ffffff" w:val="clear"/>
+      <w:spacing w:after="0" w:line="240" w:lineRule="auto"/>
+      <w:jc w:val="center"/>
+      <w:rPr>
+        <w:b w:val="1"/>
+        <w:bCs w:val="1"/>
+        <w:color w:val="1a1c1e"/>
+        <w:sz w:val="24"/>
+        <w:szCs w:val="24"/>
+      </w:rPr>
+    </w:pPr>
+    <w:r>
+      <w:rPr>
+        <w:b w:val="1"/>
+        <w:bCs w:val="1"/>
+        <w:color w:val="1a1c1e"/>
+        <w:sz w:val="24"/>
+        <w:szCs w:val="24"/>
+        <w:rtl w:val="0"/>
+      </w:rPr>
+      <w:t xml:space="preserve">COMISIÓN DE CONTRATACIONES</w:t>
+    </w:r>
+  </w:p>
+  <w:p>
+    <w:pPr>
+      <w:rPr/>
+    </w:pPr>
+    <w:r>
+      <w:rPr>
+        <w:rtl w:val="0"/>
+      </w:rPr>
+    </w:r>
+  </w:p>
+</w:hdr>
 </file>
 
 <file path=word/numbering.xml><?xml version="1.0" encoding="utf-8"?>
